--- a/Projects/CV-admin/ProgressReportYearOne/snow-ice-chemical-analysis.docx
+++ b/Projects/CV-admin/ProgressReportYearOne/snow-ice-chemical-analysis.docx
@@ -16,7 +16,7 @@
         </w:numPr>
       </w:pPr>
       <w:r>
-        <w:t>Active snow/ice communities will show a stronger DDR than bulk snow/ice communities.</w:t>
+        <w:t>Snow community structure will be significantly different than ice community structure.</w:t>
       </w:r>
     </w:p>
     <w:p>
@@ -28,7 +28,55 @@
         </w:numPr>
       </w:pPr>
       <w:r>
-        <w:t>Active snow/ice communities will exhibit different community assembly mechanisms than bulk snow/ice communities.</w:t>
+        <w:t xml:space="preserve">Active </w:t>
+      </w:r>
+      <w:r>
+        <w:t>communities</w:t>
+      </w:r>
+      <w:r>
+        <w:t xml:space="preserve"> will show a stronger DDR than bulk </w:t>
+      </w:r>
+      <w:r>
+        <w:t>communities</w:t>
+      </w:r>
+      <w:r>
+        <w:t>.</w:t>
+      </w:r>
+    </w:p>
+    <w:p>
+      <w:pPr>
+        <w:pStyle w:val="ListParagraph"/>
+        <w:numPr>
+          <w:ilvl w:val="0"/>
+          <w:numId w:val="4"/>
+        </w:numPr>
+      </w:pPr>
+      <w:r>
+        <w:t>Active communities will exhibit different community assembly mechanisms than bulk communities.</w:t>
+      </w:r>
+    </w:p>
+    <w:p>
+      <w:pPr>
+        <w:pStyle w:val="ListParagraph"/>
+        <w:numPr>
+          <w:ilvl w:val="0"/>
+          <w:numId w:val="4"/>
+        </w:numPr>
+      </w:pPr>
+      <w:r>
+        <w:t>Snow communities will exhibit different community assembly mechanisms than ice communities.</w:t>
+      </w:r>
+    </w:p>
+    <w:p>
+      <w:pPr>
+        <w:pStyle w:val="ListParagraph"/>
+        <w:numPr>
+          <w:ilvl w:val="0"/>
+          <w:numId w:val="4"/>
+        </w:numPr>
+      </w:pPr>
+      <w:r>
+        <w:t>Ice community structure, DDR and community assembly mechanisms will be significantly different between spring and summer sampling events.</w:t>
       </w:r>
     </w:p>
     <w:p/>
@@ -144,7 +192,7 @@
           <w:noProof/>
         </w:rPr>
         <w:drawing>
-          <wp:inline distT="0" distB="0" distL="0" distR="0">
+          <wp:inline distT="0" distB="0" distL="0" distR="0" wp14:anchorId="29205D04" wp14:editId="599D2151">
             <wp:extent cx="4149969" cy="2930283"/>
             <wp:effectExtent l="0" t="0" r="3175" b="3810"/>
             <wp:docPr id="3" name="Picture 3"/>
@@ -308,6 +356,7 @@
         </w:rPr>
       </w:pPr>
       <w:r>
+        <w:lastRenderedPageBreak/>
         <w:t>In field laboratory</w:t>
       </w:r>
       <w:r>
@@ -386,10 +435,7 @@
         <w:sym w:font="Symbol" w:char="F0B0"/>
       </w:r>
       <w:r>
-        <w:t>C</w:t>
-      </w:r>
-      <w:r>
-        <w:t>. Prepare procedural blanks using same method.</w:t>
+        <w:t>C. Prepare procedural blanks using same method.</w:t>
       </w:r>
       <w:r>
         <w:t xml:space="preserve"> </w:t>
@@ -398,14 +444,7 @@
         <w:rPr>
           <w:color w:val="FF0000"/>
         </w:rPr>
-        <w:t xml:space="preserve">How many blanks do I need? From where? </w:t>
-      </w:r>
-      <w:r>
-        <w:rPr>
-          <w:color w:val="FF0000"/>
-        </w:rPr>
-        <w:lastRenderedPageBreak/>
-        <w:t>Do I need separate filters for DNA and RNA extraction of can they be extracted from the same filter? If I want to do metagenomic/</w:t>
+        <w:t>How many blanks do I need? From where? Do I need separate filters for DNA and RNA extraction of can they be extracted from the same filter? If I want to do metagenomic/</w:t>
       </w:r>
       <w:proofErr w:type="spellStart"/>
       <w:r>
@@ -546,7 +585,11 @@
           <w:tcPr>
             <w:tcW w:w="868" w:type="dxa"/>
           </w:tcPr>
-          <w:p/>
+          <w:p>
+            <w:r>
+              <w:t>TBC</w:t>
+            </w:r>
+          </w:p>
         </w:tc>
         <w:tc>
           <w:tcPr>
@@ -614,7 +657,11 @@
           <w:tcPr>
             <w:tcW w:w="868" w:type="dxa"/>
           </w:tcPr>
-          <w:p/>
+          <w:p>
+            <w:r>
+              <w:t>TBC</w:t>
+            </w:r>
+          </w:p>
         </w:tc>
         <w:tc>
           <w:tcPr>
@@ -682,7 +729,11 @@
           <w:tcPr>
             <w:tcW w:w="868" w:type="dxa"/>
           </w:tcPr>
-          <w:p/>
+          <w:p>
+            <w:r>
+              <w:t>TBC</w:t>
+            </w:r>
+          </w:p>
         </w:tc>
         <w:tc>
           <w:tcPr>
@@ -762,19 +813,11 @@
         </w:rPr>
         <w:t xml:space="preserve">Is this a good number of samples for BONCAT? </w:t>
       </w:r>
-      <w:proofErr w:type="gramStart"/>
       <w:r>
         <w:rPr>
           <w:color w:val="FF0000"/>
         </w:rPr>
-        <w:t>For</w:t>
-      </w:r>
-      <w:proofErr w:type="gramEnd"/>
-      <w:r>
-        <w:rPr>
-          <w:color w:val="FF0000"/>
-        </w:rPr>
-        <w:t xml:space="preserve"> my physiochemical analysis, what volume of frozen snow/ice do I need?</w:t>
+        <w:t>For my physiochemical analysis, what volume of frozen snow/ice do I need?</w:t>
       </w:r>
     </w:p>
     <w:p>
@@ -801,10 +844,7 @@
         <w:t xml:space="preserve">inorganic ions </w:t>
       </w:r>
       <w:r>
-        <w:t>(</w:t>
-      </w:r>
-      <w:r>
-        <w:t>﻿F</w:t>
+        <w:t>(﻿F</w:t>
       </w:r>
       <w:r>
         <w:rPr>
@@ -917,8 +957,6 @@
       <w:r>
         <w:t xml:space="preserve"> </w:t>
       </w:r>
-      <w:bookmarkStart w:id="0" w:name="_GoBack"/>
-      <w:bookmarkEnd w:id="0"/>
     </w:p>
     <w:p>
       <w:pPr>
@@ -934,6 +972,8 @@
       <w:r>
         <w:t xml:space="preserve">DNA and RNA extracted from filters using extraction kits. </w:t>
       </w:r>
+      <w:bookmarkStart w:id="0" w:name="_GoBack"/>
+      <w:bookmarkEnd w:id="0"/>
     </w:p>
     <w:p>
       <w:pPr>
@@ -2122,7 +2162,7 @@
 </file>
 
 <file path=customXml/itemProps1.xml><?xml version="1.0" encoding="utf-8"?>
-<ds:datastoreItem xmlns:ds="http://schemas.openxmlformats.org/officeDocument/2006/customXml" ds:itemID="{E9EDBC0A-BBF5-CB49-A33B-6F81B3023765}">
+<ds:datastoreItem xmlns:ds="http://schemas.openxmlformats.org/officeDocument/2006/customXml" ds:itemID="{B4343270-DC71-CF41-8C39-EF4E626B348F}">
   <ds:schemaRefs>
     <ds:schemaRef ds:uri="http://schemas.openxmlformats.org/officeDocument/2006/bibliography"/>
   </ds:schemaRefs>
